--- a/부동산/임대·매매/상가건물 임대차계약서.docx
+++ b/부동산/임대·매매/상가건물 임대차계약서.docx
@@ -4,7 +4,7 @@
   <w:body>
     <w:p>
       <w:pPr>
-        <w:spacing w:after="42" w:before="0" w:line="312" w:lineRule="auto"/>
+        <w:spacing w:after="49" w:before="0" w:line="312" w:lineRule="auto"/>
         <w:jc w:val="center"/>
       </w:pPr>
       <w:r>
@@ -19,7 +19,7 @@
     </w:p>
     <w:p>
       <w:pPr>
-        <w:spacing w:after="105" w:before="0" w:line="312" w:lineRule="auto"/>
+        <w:spacing w:after="122" w:before="0" w:line="312" w:lineRule="auto"/>
         <w:jc w:val="left"/>
         <w:pBdr>
           <w:bottom w:val="single" w:sz="14" w:space="2" w:color="24384F"/>
@@ -35,7 +35,7 @@
     </w:p>
     <w:p>
       <w:pPr>
-        <w:spacing w:after="84" w:before="0" w:line="312" w:lineRule="auto"/>
+        <w:spacing w:after="98" w:before="0" w:line="312" w:lineRule="auto"/>
         <w:jc w:val="center"/>
       </w:pPr>
       <w:r>
@@ -49,7 +49,7 @@
     </w:p>
     <w:p>
       <w:pPr>
-        <w:spacing w:after="42" w:before="84" w:line="312" w:lineRule="auto"/>
+        <w:spacing w:after="49" w:before="98" w:line="312" w:lineRule="auto"/>
         <w:jc w:val="left"/>
         <w:pBdr>
           <w:bottom w:val="single" w:sz="6" w:space="2" w:color="C9D2DD"/>
@@ -92,7 +92,7 @@
       </w:tblGrid>
       <w:tr>
         <w:trPr>
-          <w:trHeight w:val="478" w:hRule="atLeast"/>
+          <w:trHeight w:val="554" w:hRule="atLeast"/>
         </w:trPr>
         <w:tc>
           <w:tcPr>
@@ -153,7 +153,7 @@
       </w:tr>
       <w:tr>
         <w:trPr>
-          <w:trHeight w:val="478" w:hRule="atLeast"/>
+          <w:trHeight w:val="554" w:hRule="atLeast"/>
         </w:trPr>
         <w:tc>
           <w:tcPr>
@@ -320,7 +320,7 @@
       </w:tr>
       <w:tr>
         <w:trPr>
-          <w:trHeight w:val="478" w:hRule="atLeast"/>
+          <w:trHeight w:val="554" w:hRule="atLeast"/>
         </w:trPr>
         <w:tc>
           <w:tcPr>
@@ -491,7 +491,7 @@
       </w:tr>
       <w:tr>
         <w:trPr>
-          <w:trHeight w:val="478" w:hRule="atLeast"/>
+          <w:trHeight w:val="554" w:hRule="atLeast"/>
         </w:trPr>
         <w:tc>
           <w:tcPr>
@@ -662,7 +662,7 @@
     </w:tbl>
     <w:p>
       <w:pPr>
-        <w:spacing w:after="42" w:before="0" w:line="312" w:lineRule="auto"/>
+        <w:spacing w:after="49" w:before="0" w:line="312" w:lineRule="auto"/>
         <w:jc w:val="left"/>
       </w:pPr>
       <w:r>
@@ -675,7 +675,7 @@
     </w:p>
     <w:p>
       <w:pPr>
-        <w:spacing w:after="42" w:before="84" w:line="312" w:lineRule="auto"/>
+        <w:spacing w:after="49" w:before="98" w:line="312" w:lineRule="auto"/>
         <w:jc w:val="left"/>
         <w:pBdr>
           <w:bottom w:val="single" w:sz="6" w:space="2" w:color="C9D2DD"/>
@@ -717,7 +717,7 @@
       </w:tblGrid>
       <w:tr>
         <w:trPr>
-          <w:trHeight w:val="478" w:hRule="atLeast"/>
+          <w:trHeight w:val="554" w:hRule="atLeast"/>
         </w:trPr>
         <w:tc>
           <w:tcPr>
@@ -779,7 +779,7 @@
       </w:tr>
       <w:tr>
         <w:trPr>
-          <w:trHeight w:val="478" w:hRule="atLeast"/>
+          <w:trHeight w:val="554" w:hRule="atLeast"/>
         </w:trPr>
         <w:tc>
           <w:tcPr>
@@ -922,7 +922,7 @@
       </w:tr>
       <w:tr>
         <w:trPr>
-          <w:trHeight w:val="478" w:hRule="atLeast"/>
+          <w:trHeight w:val="554" w:hRule="atLeast"/>
         </w:trPr>
         <w:tc>
           <w:tcPr>
@@ -1065,7 +1065,7 @@
       </w:tr>
       <w:tr>
         <w:trPr>
-          <w:trHeight w:val="478" w:hRule="atLeast"/>
+          <w:trHeight w:val="554" w:hRule="atLeast"/>
         </w:trPr>
         <w:tc>
           <w:tcPr>
@@ -1209,7 +1209,7 @@
       </w:tr>
       <w:tr>
         <w:trPr>
-          <w:trHeight w:val="478" w:hRule="atLeast"/>
+          <w:trHeight w:val="554" w:hRule="atLeast"/>
         </w:trPr>
         <w:tc>
           <w:tcPr>
@@ -1352,7 +1352,7 @@
       </w:tr>
       <w:tr>
         <w:trPr>
-          <w:trHeight w:val="478" w:hRule="atLeast"/>
+          <w:trHeight w:val="554" w:hRule="atLeast"/>
         </w:trPr>
         <w:tc>
           <w:tcPr>
@@ -1415,7 +1415,7 @@
     </w:tbl>
     <w:p>
       <w:pPr>
-        <w:spacing w:after="42" w:before="0" w:line="312" w:lineRule="auto"/>
+        <w:spacing w:after="49" w:before="0" w:line="312" w:lineRule="auto"/>
         <w:jc w:val="left"/>
       </w:pPr>
       <w:r>
@@ -1428,7 +1428,7 @@
     </w:p>
     <w:p>
       <w:pPr>
-        <w:spacing w:after="42" w:before="105" w:line="312" w:lineRule="auto"/>
+        <w:spacing w:after="49" w:before="122" w:line="312" w:lineRule="auto"/>
         <w:jc w:val="left"/>
       </w:pPr>
       <w:r>
@@ -1442,7 +1442,7 @@
     </w:p>
     <w:p>
       <w:pPr>
-        <w:spacing w:after="42" w:before="0" w:line="312" w:lineRule="auto"/>
+        <w:spacing w:after="49" w:before="0" w:line="312" w:lineRule="auto"/>
         <w:ind w:left="170"/>
         <w:jc w:val="both"/>
       </w:pPr>
@@ -1457,7 +1457,7 @@
     </w:p>
     <w:p>
       <w:pPr>
-        <w:spacing w:after="42" w:before="105" w:line="312" w:lineRule="auto"/>
+        <w:spacing w:after="49" w:before="122" w:line="312" w:lineRule="auto"/>
         <w:jc w:val="left"/>
       </w:pPr>
       <w:r>
@@ -1471,7 +1471,7 @@
     </w:p>
     <w:p>
       <w:pPr>
-        <w:spacing w:after="42" w:before="0" w:line="312" w:lineRule="auto"/>
+        <w:spacing w:after="49" w:before="0" w:line="312" w:lineRule="auto"/>
         <w:ind w:left="170"/>
         <w:jc w:val="both"/>
       </w:pPr>
@@ -1486,7 +1486,7 @@
     </w:p>
     <w:p>
       <w:pPr>
-        <w:spacing w:after="42" w:before="0" w:line="312" w:lineRule="auto"/>
+        <w:spacing w:after="49" w:before="0" w:line="312" w:lineRule="auto"/>
         <w:ind w:left="170"/>
         <w:jc w:val="both"/>
       </w:pPr>
@@ -1501,7 +1501,7 @@
     </w:p>
     <w:p>
       <w:pPr>
-        <w:spacing w:after="42" w:before="105" w:line="312" w:lineRule="auto"/>
+        <w:spacing w:after="49" w:before="122" w:line="312" w:lineRule="auto"/>
         <w:jc w:val="left"/>
       </w:pPr>
       <w:r>
@@ -1515,7 +1515,7 @@
     </w:p>
     <w:p>
       <w:pPr>
-        <w:spacing w:after="42" w:before="0" w:line="312" w:lineRule="auto"/>
+        <w:spacing w:after="49" w:before="0" w:line="312" w:lineRule="auto"/>
         <w:ind w:left="170"/>
         <w:jc w:val="both"/>
       </w:pPr>
@@ -1530,7 +1530,7 @@
     </w:p>
     <w:p>
       <w:pPr>
-        <w:spacing w:after="42" w:before="0" w:line="312" w:lineRule="auto"/>
+        <w:spacing w:after="49" w:before="0" w:line="312" w:lineRule="auto"/>
         <w:ind w:left="170"/>
         <w:jc w:val="both"/>
       </w:pPr>
@@ -1545,7 +1545,7 @@
     </w:p>
     <w:p>
       <w:pPr>
-        <w:spacing w:after="42" w:before="105" w:line="312" w:lineRule="auto"/>
+        <w:spacing w:after="49" w:before="122" w:line="312" w:lineRule="auto"/>
         <w:jc w:val="left"/>
       </w:pPr>
       <w:r>
@@ -1559,7 +1559,7 @@
     </w:p>
     <w:p>
       <w:pPr>
-        <w:spacing w:after="42" w:before="0" w:line="312" w:lineRule="auto"/>
+        <w:spacing w:after="49" w:before="0" w:line="312" w:lineRule="auto"/>
         <w:ind w:left="170"/>
         <w:jc w:val="both"/>
       </w:pPr>
@@ -1574,7 +1574,7 @@
     </w:p>
     <w:p>
       <w:pPr>
-        <w:spacing w:after="42" w:before="105" w:line="312" w:lineRule="auto"/>
+        <w:spacing w:after="49" w:before="122" w:line="312" w:lineRule="auto"/>
         <w:jc w:val="left"/>
       </w:pPr>
       <w:r>
@@ -1588,7 +1588,7 @@
     </w:p>
     <w:p>
       <w:pPr>
-        <w:spacing w:after="42" w:before="0" w:line="312" w:lineRule="auto"/>
+        <w:spacing w:after="49" w:before="0" w:line="312" w:lineRule="auto"/>
         <w:ind w:left="170"/>
         <w:jc w:val="both"/>
       </w:pPr>
@@ -1603,7 +1603,7 @@
     </w:p>
     <w:p>
       <w:pPr>
-        <w:spacing w:after="42" w:before="0" w:line="312" w:lineRule="auto"/>
+        <w:spacing w:after="49" w:before="0" w:line="312" w:lineRule="auto"/>
         <w:ind w:left="170"/>
         <w:jc w:val="both"/>
       </w:pPr>
@@ -1618,7 +1618,7 @@
     </w:p>
     <w:p>
       <w:pPr>
-        <w:spacing w:after="42" w:before="105" w:line="312" w:lineRule="auto"/>
+        <w:spacing w:after="49" w:before="122" w:line="312" w:lineRule="auto"/>
         <w:jc w:val="left"/>
       </w:pPr>
       <w:r>
@@ -1632,7 +1632,7 @@
     </w:p>
     <w:p>
       <w:pPr>
-        <w:spacing w:after="42" w:before="0" w:line="312" w:lineRule="auto"/>
+        <w:spacing w:after="49" w:before="0" w:line="312" w:lineRule="auto"/>
         <w:ind w:left="170"/>
         <w:jc w:val="both"/>
       </w:pPr>
@@ -1647,7 +1647,7 @@
     </w:p>
     <w:p>
       <w:pPr>
-        <w:spacing w:after="42" w:before="105" w:line="312" w:lineRule="auto"/>
+        <w:spacing w:after="49" w:before="122" w:line="312" w:lineRule="auto"/>
         <w:jc w:val="left"/>
       </w:pPr>
       <w:r>
@@ -1661,7 +1661,7 @@
     </w:p>
     <w:p>
       <w:pPr>
-        <w:spacing w:after="42" w:before="0" w:line="312" w:lineRule="auto"/>
+        <w:spacing w:after="49" w:before="0" w:line="312" w:lineRule="auto"/>
         <w:ind w:left="170"/>
         <w:jc w:val="both"/>
       </w:pPr>
@@ -1676,7 +1676,7 @@
     </w:p>
     <w:p>
       <w:pPr>
-        <w:spacing w:after="42" w:before="0" w:line="312" w:lineRule="auto"/>
+        <w:spacing w:after="49" w:before="0" w:line="312" w:lineRule="auto"/>
         <w:ind w:left="170"/>
         <w:jc w:val="both"/>
       </w:pPr>
@@ -1691,7 +1691,7 @@
     </w:p>
     <w:p>
       <w:pPr>
-        <w:spacing w:after="42" w:before="105" w:line="312" w:lineRule="auto"/>
+        <w:spacing w:after="49" w:before="122" w:line="312" w:lineRule="auto"/>
         <w:jc w:val="left"/>
       </w:pPr>
       <w:r>
@@ -1705,7 +1705,7 @@
     </w:p>
     <w:p>
       <w:pPr>
-        <w:spacing w:after="42" w:before="0" w:line="312" w:lineRule="auto"/>
+        <w:spacing w:after="49" w:before="0" w:line="312" w:lineRule="auto"/>
         <w:ind w:left="170"/>
         <w:jc w:val="both"/>
       </w:pPr>
@@ -1720,7 +1720,7 @@
     </w:p>
     <w:p>
       <w:pPr>
-        <w:spacing w:after="42" w:before="105" w:line="312" w:lineRule="auto"/>
+        <w:spacing w:after="49" w:before="122" w:line="312" w:lineRule="auto"/>
         <w:jc w:val="left"/>
       </w:pPr>
       <w:r>
@@ -1734,7 +1734,7 @@
     </w:p>
     <w:p>
       <w:pPr>
-        <w:spacing w:after="42" w:before="0" w:line="312" w:lineRule="auto"/>
+        <w:spacing w:after="49" w:before="0" w:line="312" w:lineRule="auto"/>
         <w:ind w:left="170"/>
         <w:jc w:val="both"/>
       </w:pPr>
@@ -1749,7 +1749,7 @@
     </w:p>
     <w:p>
       <w:pPr>
-        <w:spacing w:after="42" w:before="84" w:line="312" w:lineRule="auto"/>
+        <w:spacing w:after="49" w:before="98" w:line="312" w:lineRule="auto"/>
         <w:jc w:val="left"/>
         <w:pBdr>
           <w:bottom w:val="single" w:sz="6" w:space="2" w:color="C9D2DD"/>
@@ -1776,7 +1776,7 @@
     </w:p>
     <w:p>
       <w:pPr>
-        <w:spacing w:after="42" w:before="0" w:line="312" w:lineRule="auto"/>
+        <w:spacing w:after="49" w:before="0" w:line="312" w:lineRule="auto"/>
         <w:jc w:val="left"/>
       </w:pPr>
       <w:r>
@@ -1802,7 +1802,7 @@
       </w:tblGrid>
       <w:tr>
         <w:trPr>
-          <w:trHeight w:val="1554" w:hRule="atLeast"/>
+          <w:trHeight w:val="1803" w:hRule="atLeast"/>
         </w:trPr>
         <w:tc>
           <w:tcPr>
@@ -1825,7 +1825,7 @@
               <w:rPr>
                 <w:rFonts w:ascii="Malgun Gothic" w:hAnsi="Malgun Gothic" w:eastAsia="Malgun Gothic" w:cs="Malgun Gothic"/>
                 <w:b w:val="0"/>
-                <w:sz w:val="20"/>
+                <w:sz w:val="19"/>
               </w:rPr>
             </w:r>
           </w:p>
@@ -1834,7 +1834,7 @@
     </w:tbl>
     <w:p>
       <w:pPr>
-        <w:spacing w:after="42" w:before="0" w:line="312" w:lineRule="auto"/>
+        <w:spacing w:after="49" w:before="0" w:line="312" w:lineRule="auto"/>
         <w:jc w:val="left"/>
       </w:pPr>
       <w:r>
@@ -1847,7 +1847,7 @@
     </w:p>
     <w:p>
       <w:pPr>
-        <w:spacing w:after="84" w:before="0" w:line="312" w:lineRule="auto"/>
+        <w:spacing w:after="98" w:before="0" w:line="312" w:lineRule="auto"/>
         <w:jc w:val="both"/>
       </w:pPr>
       <w:r>
@@ -1861,7 +1861,7 @@
     </w:p>
     <w:p>
       <w:pPr>
-        <w:spacing w:after="84" w:before="84" w:line="312" w:lineRule="auto"/>
+        <w:spacing w:after="98" w:before="98" w:line="312" w:lineRule="auto"/>
         <w:jc w:val="center"/>
       </w:pPr>
       <w:r>
@@ -1875,7 +1875,7 @@
     </w:p>
     <w:p>
       <w:pPr>
-        <w:spacing w:after="42" w:before="84" w:line="312" w:lineRule="auto"/>
+        <w:spacing w:after="49" w:before="98" w:line="312" w:lineRule="auto"/>
         <w:jc w:val="left"/>
         <w:pBdr>
           <w:bottom w:val="single" w:sz="6" w:space="2" w:color="C9D2DD"/>
@@ -1918,7 +1918,7 @@
       </w:tblGrid>
       <w:tr>
         <w:trPr>
-          <w:trHeight w:val="478" w:hRule="atLeast"/>
+          <w:trHeight w:val="554" w:hRule="atLeast"/>
         </w:trPr>
         <w:tc>
           <w:tcPr>
@@ -2089,7 +2089,7 @@
       </w:tr>
       <w:tr>
         <w:trPr>
-          <w:trHeight w:val="478" w:hRule="atLeast"/>
+          <w:trHeight w:val="554" w:hRule="atLeast"/>
         </w:trPr>
         <w:tc>
           <w:tcPr>
@@ -2256,7 +2256,7 @@
       </w:tr>
       <w:tr>
         <w:trPr>
-          <w:trHeight w:val="478" w:hRule="atLeast"/>
+          <w:trHeight w:val="554" w:hRule="atLeast"/>
         </w:trPr>
         <w:tc>
           <w:tcPr>
@@ -2427,7 +2427,7 @@
       </w:tr>
       <w:tr>
         <w:trPr>
-          <w:trHeight w:val="478" w:hRule="atLeast"/>
+          <w:trHeight w:val="554" w:hRule="atLeast"/>
         </w:trPr>
         <w:tc>
           <w:tcPr>
@@ -2594,7 +2594,7 @@
       </w:tr>
       <w:tr>
         <w:trPr>
-          <w:trHeight w:val="478" w:hRule="atLeast"/>
+          <w:trHeight w:val="554" w:hRule="atLeast"/>
         </w:trPr>
         <w:tc>
           <w:tcPr>
@@ -2765,7 +2765,7 @@
       </w:tr>
       <w:tr>
         <w:trPr>
-          <w:trHeight w:val="478" w:hRule="atLeast"/>
+          <w:trHeight w:val="554" w:hRule="atLeast"/>
         </w:trPr>
         <w:tc>
           <w:tcPr>
@@ -2933,7 +2933,7 @@
     </w:tbl>
     <w:p>
       <w:pPr>
-        <w:spacing w:after="42" w:before="0" w:line="312" w:lineRule="auto"/>
+        <w:spacing w:after="49" w:before="0" w:line="312" w:lineRule="auto"/>
         <w:jc w:val="left"/>
       </w:pPr>
       <w:r>
@@ -2946,7 +2946,7 @@
     </w:p>
     <w:p>
       <w:pPr>
-        <w:spacing w:after="0" w:before="63" w:line="312" w:lineRule="auto"/>
+        <w:spacing w:after="0" w:before="73" w:line="312" w:lineRule="auto"/>
         <w:jc w:val="left"/>
       </w:pPr>
       <w:r>
